--- a/sba_application/INTERVIEW_for_remaining_drafts.docx
+++ b/sba_application/INTERVIEW_for_remaining_drafts.docx
@@ -265,7 +265,7 @@
         <w:rPr>
           <w:b/>
         </w:rPr>
-        <w:t xml:space="preserve">2.9 Effective date of Bullard's 19.9% membership interest:  </w:t>
+        <w:t xml:space="preserve">2.9 Effective date of Bullard's 19.5% membership interest:  </w:t>
       </w:r>
       <w:r>
         <w:t>Default: May 7, 2026 (date Tranche 1 hit the account) - confirm or specify alternative</w:t>

--- a/sba_application/INTERVIEW_for_remaining_drafts.docx
+++ b/sba_application/INTERVIEW_for_remaining_drafts.docx
@@ -210,7 +210,7 @@
         <w:rPr>
           <w:b/>
         </w:rPr>
-        <w:t xml:space="preserve">2.4 Source of the $250K (savings / sale of asset / inheritance / business income / other):  </w:t>
+        <w:t xml:space="preserve">2.4 Source of the $195K (savings / sale of asset / inheritance / business income / other):  </w:t>
       </w:r>
       <w:r>
         <w:t>__________ (to provide)</w:t>
@@ -602,7 +602,7 @@
         <w:rPr>
           <w:b/>
         </w:rPr>
-        <w:t xml:space="preserve">5.5 Seller note - confirm $300,000, 36 months, 6% interest, fully amortizing:  </w:t>
+        <w:t xml:space="preserve">5.5 Seller payoff - confirm $300,000 paid in full at close (no retained seller note):  </w:t>
       </w:r>
       <w:r>
         <w:t>Confirm or override</w:t>

--- a/sba_application/INTERVIEW_for_remaining_drafts.docx
+++ b/sba_application/INTERVIEW_for_remaining_drafts.docx
@@ -453,7 +453,7 @@
         <w:t xml:space="preserve">4.5 Vesting for operator-members (Silas, Dana, Bradley, 13.3% each):  </w:t>
       </w:r>
       <w:r>
-        <w:t>RECOMMENDATION: 4-year vest with 1-year cliff, accelerating on the lender's release of the SBA loan or change of control. Protects the deal if any operator leaves. If you prefer fully vested at close, say so. Default if you skip: 4-year / 1-year cliff.</w:t>
+        <w:t>RECOMMENDATION: each operator starts at a 4.9% Initial Vested Base and earns up to a fully-vested 13.3% via an 8.4% Earn-Up Portion that vests on a dual trigger (4-year time schedule with a 1-year cliff AND performance milestones, lesser of the two). Protects the deal if any operator leaves. If you prefer fully vested at close, say so. Default if you skip: 4.9% vested base + 8.4% dual-trigger earn-up.</w:t>
       </w:r>
     </w:p>
     <w:p>

--- a/sba_application/INTERVIEW_for_remaining_drafts.docx
+++ b/sba_application/INTERVIEW_for_remaining_drafts.docx
@@ -453,7 +453,7 @@
         <w:t xml:space="preserve">4.5 Vesting for operator-members (Silas, Dana, Bradley, 13.3% each):  </w:t>
       </w:r>
       <w:r>
-        <w:t>RECOMMENDATION: each operator starts at a 4.9% Initial Vested Base and earns up to a fully-vested 13.3% via an 8.4% Earn-Up Portion that vests on a dual trigger (4-year time schedule with a 1-year cliff AND performance milestones, lesser of the two). Protects the deal if any operator leaves. If you prefer fully vested at close, say so. Default if you skip: 4.9% vested base + 8.4% dual-trigger earn-up.</w:t>
+        <w:t>RECOMMENDATION: each operator's full 13.3% Restricted Interest is at risk and forfeitable until vested - a 4.9% Initial Base that time-vests (4-year schedule, 1-year cliff, continuous service alone) plus an 8.4% Earn-Up Portion that vests on a dual trigger (4-year time schedule with a 1-year cliff AND performance milestones, lesser of the two). Protects the deal if any operator leaves. If you prefer fully vested at close, say so. Default if you skip: full 13.3% forfeitable (4.9% time-vested base + 8.4% dual-trigger earn-up).</w:t>
       </w:r>
     </w:p>
     <w:p>

--- a/sba_application/INTERVIEW_for_remaining_drafts.docx
+++ b/sba_application/INTERVIEW_for_remaining_drafts.docx
@@ -20,7 +20,7 @@
           <w:color w:val="606060"/>
           <w:sz w:val="18"/>
         </w:rPr>
-        <w:t>Answers will feed into: Cover Letter to John Hart, Anticipated Q&amp;A memo, Capital Contribution Agreement (Bullard), Operating Agreement for Tyler Hospice Hold LLC, Bullard Source-of-Funds Letter, Hickory CHOW Purchase Agreement starter, and Affiliate / Size-Standard memo.</w:t>
+        <w:t>Answers will feed into: Cover Letter to John Hart, Anticipated Q&amp;A memo, Capital Contribution Agreement (Bullard), Operating Agreement for Tyler Hospice Hold, LLC, Bullard Source-of-Funds Letter, Hickory CHOW Purchase Agreement starter, and Affiliate / Size-Standard memo.</w:t>
       </w:r>
     </w:p>
     <w:p>
@@ -398,7 +398,7 @@
           <w:color w:val="1F3864"/>
           <w:sz w:val="23"/>
         </w:rPr>
-        <w:t>4. Tyler Hospice Hold LLC - Operating Agreement</w:t>
+        <w:t>4. Tyler Hospice Hold, LLC - Operating Agreement</w:t>
       </w:r>
     </w:p>
     <w:p>
@@ -406,7 +406,7 @@
         <w:rPr>
           <w:b/>
         </w:rPr>
-        <w:t xml:space="preserve">4.1 Does Tyler Hospice Hold LLC have an existing Operating Agreement?:  </w:t>
+        <w:t xml:space="preserve">4.1 Does Tyler Hospice Hold, LLC have an existing Operating Agreement?:  </w:t>
       </w:r>
       <w:r>
         <w:t>If YES, share it (we'll amend). If NO, we'll draft a fresh one. Default assumption: NO.</w:t>
@@ -417,7 +417,7 @@
         <w:rPr>
           <w:b/>
         </w:rPr>
-        <w:t xml:space="preserve">4.2 Tyler Hospice Hold LLC registered office (Wyoming filing address):  </w:t>
+        <w:t xml:space="preserve">4.2 Tyler Hospice Hold, LLC registered office (Wyoming filing address):  </w:t>
       </w:r>
       <w:r>
         <w:t>__________ (to provide)  (typically a WY registered agent)</w:t>
@@ -884,7 +884,7 @@
           <w:color w:val="606060"/>
           <w:sz w:val="16"/>
         </w:rPr>
-        <w:t>Prepared for the SBA 7(a) loan application of Tyler Hospice Hold LLC (dba Azalea Hospice &amp; Palliative Care). Confidential.</w:t>
+        <w:t>Prepared for the SBA 7(a) loan application of Tyler Hospice Hold, LLC (dba Azalea Hospice &amp; Palliative Care). Confidential.</w:t>
       </w:r>
     </w:p>
     <w:sectPr>

--- a/sba_application/INTERVIEW_for_remaining_drafts.docx
+++ b/sba_application/INTERVIEW_for_remaining_drafts.docx
@@ -602,7 +602,7 @@
         <w:rPr>
           <w:b/>
         </w:rPr>
-        <w:t xml:space="preserve">5.5 Seller payoff - confirm $300,000 paid in full at close (no retained seller note):  </w:t>
+        <w:t xml:space="preserve">5.5 Seller payoff - confirm $300,000 funded at close by the subordinate bank acquisition loan (sellers paid out at close; the bank loan, not the sellers, carries the acquisition financing):  </w:t>
       </w:r>
       <w:r>
         <w:t>Confirm or override</w:t>
@@ -616,7 +616,7 @@
         <w:t xml:space="preserve">5.6 Cash at close from buyer for the acquisition:  </w:t>
       </w:r>
       <w:r>
-        <w:t>Default: $0 (fully seller-financed per the model). Confirm.</w:t>
+        <w:t>Default: $0 from the SBA loan/equity; the $300,000 is funded by the separate bank acquisition term loan (6%, 3-yr; J. Bullard PG; subordinate to SBA). Confirm.</w:t>
       </w:r>
     </w:p>
     <w:p>

--- a/sba_application/INTERVIEW_for_remaining_drafts.docx
+++ b/sba_application/INTERVIEW_for_remaining_drafts.docx
@@ -322,7 +322,7 @@
           <w:color w:val="1F3864"/>
           <w:sz w:val="23"/>
         </w:rPr>
-        <w:t>3. Adeline &amp; Lilah, LLC and Geoff (for OA, Cap Contribution recitals)</w:t>
+        <w:t>3. Geoff Schackmann - direct individual owner (for OA, Cap Contribution recitals)</w:t>
       </w:r>
     </w:p>
     <w:p>
@@ -330,10 +330,10 @@
         <w:rPr>
           <w:b/>
         </w:rPr>
-        <w:t xml:space="preserve">3.1 Adeline &amp; Lilah, LLC's principal office address:  </w:t>
+        <w:t xml:space="preserve">3.1 Geoff's home / mailing address for the OA and SBA file:  </w:t>
       </w:r>
       <w:r>
-        <w:t>Default: 2942 N 24th St STE 115 PMB, Phoenix, AZ 85016 (from VistaRiver note) - confirm</w:t>
+        <w:t>Default: 4602 E Cheery Lynn Rd, Phoenix, AZ 85018 - confirm</w:t>
       </w:r>
     </w:p>
     <w:p>
@@ -341,10 +341,10 @@
         <w:rPr>
           <w:b/>
         </w:rPr>
-        <w:t xml:space="preserve">3.2 Adeline &amp; Lilah, LLC's state of formation:  </w:t>
+        <w:t xml:space="preserve">3.2 Geoff's state of residence / domicile:  </w:t>
       </w:r>
       <w:r>
-        <w:t>Default: Arizona - confirm</w:t>
+        <w:t>Default: Arizona (community-property state) - confirm</w:t>
       </w:r>
     </w:p>
     <w:p>
@@ -374,10 +374,10 @@
         <w:rPr>
           <w:b/>
         </w:rPr>
-        <w:t xml:space="preserve">3.5 Spouse's name (if any) and whether she is a member of Adeline &amp; Lilah, LLC:  </w:t>
+        <w:t xml:space="preserve">3.5 Spouse's name and community-property treatment:  </w:t>
       </w:r>
       <w:r>
-        <w:t>From the VistaRiver MIPA Adeline &amp; Lilah, LLC appears to have two owners: Geoff (50%) and Mary Elizabeth Burcham (50%). Confirm relationship and whether Mary Elizabeth signs guarantor docs / spouse acknowledgement.</w:t>
+        <w:t>Geoff's 39.9% interest is held directly by Geoff as an individual and is community property under Arizona law. Spouse: Mary Elizabeth Burcham (~19.95% community-property interest, passive, under 20%). Confirm she signs the spousal / community-property consent (not a co-guaranty).</w:t>
       </w:r>
     </w:p>
     <w:p>
@@ -385,10 +385,10 @@
         <w:rPr>
           <w:b/>
         </w:rPr>
-        <w:t xml:space="preserve">3.6 Is anyone else a member or signatory of Adeline &amp; Lilah, LLC?:  </w:t>
+        <w:t xml:space="preserve">3.6 Anyone other than Geoff holding or signing for his 39.9% interest?:  </w:t>
       </w:r>
       <w:r>
-        <w:t>__________ (to provide)</w:t>
+        <w:t>Default: none - Geoff holds the 39.9% directly as an individual. Confirm.</w:t>
       </w:r>
     </w:p>
     <w:p>
@@ -431,7 +431,7 @@
         <w:t xml:space="preserve">4.3 Tax election:  </w:t>
       </w:r>
       <w:r>
-        <w:t>Default: LLC taxed as partnership (default federal treatment for multi-member LLCs). Alternative: elect S-corporation (Form 2553) - usually only beneficial above ~$150K of distributable profit per owner-employee. Confirm or specify.</w:t>
+        <w:t>DECIDED: the Company elects S-corporation tax treatment under IRC Section 1361 (IRS Form 2553); it is NOT taxed as a partnership. Files Form 1120-S; maintains a single class of stock with pro-rata distributions. Hickory Hospice LLC is a disregarded entity (or QSub) of the S-corp. CPA item: Form 2553 is not yet filed - with a 3/18/2026 formation the on-time election window was ~6/1/2026, so the CPA may need Rev. Proc. 2013-30 late-election relief. Confirm CPA is handling.</w:t>
       </w:r>
     </w:p>
     <w:p>
@@ -442,7 +442,7 @@
         <w:t xml:space="preserve">4.4 Manager-managed vs. member-managed:  </w:t>
       </w:r>
       <w:r>
-        <w:t>Default: MANAGER-MANAGED with Adeline &amp; Lilah, LLC as sole Manager. This matches the SBA narrative (passive minority + sole Manager with control). Confirm.</w:t>
+        <w:t>Default: MANAGER-MANAGED with Geoff Schackmann (individually) as sole Manager. This matches the SBA narrative (passive minority + sole Manager with control). Confirm.</w:t>
       </w:r>
     </w:p>
     <w:p>
@@ -486,7 +486,7 @@
         <w:t xml:space="preserve">4.8 Officers / titles (if any) and who holds them:  </w:t>
       </w:r>
       <w:r>
-        <w:t>Default: Managing Member = Geoff (via Adeline &amp; Lilah); Executive Director = Silas; Director of Nursing = Dana; Director of Sales = Bradley. Confirm.</w:t>
+        <w:t>Default: Manager = Geoff Schackmann (individually); Executive Director = Silas; Director of Nursing = Dana; Director of Sales = Bradley. Confirm.</w:t>
       </w:r>
     </w:p>
     <w:p>
@@ -519,7 +519,7 @@
         <w:t xml:space="preserve">4.11 Drag-along (Manager can force sale):  </w:t>
       </w:r>
       <w:r>
-        <w:t>Default: Manager (Adeline &amp; Lilah) holding 39.9% may not unilaterally drag; needs members holding &gt;=51% combined to trigger drag of remaining members. Confirm.</w:t>
+        <w:t>Default: Manager (Geoff Schackmann) holding 39.9% may not unilaterally drag; needs members holding &gt;=51% combined to trigger drag of remaining members. Confirm.</w:t>
       </w:r>
     </w:p>
     <w:p>
